--- a/outputs/정다훈(만35세)_플랫폼개발_GS네오텍_보배써치2026.docx
+++ b/outputs/정다훈(만35세)_플랫폼개발_GS네오텍_보배써치2026.docx
@@ -5636,7 +5636,7 @@
           <w:rFonts w:ascii="맑은 고딕" w:eastAsia="맑은 고딕" w:hAnsi="맑은 고딕" w:cs="Tahoma"/>
           <w:sz w:val="22"/>
         </w:rPr>
-        <w:t xml:space="preserve">1. Java·Spring 백엔드와 데이터 설계</w:t>
+        <w:t xml:space="preserve">1. DB 설계부터 API·화면 성능까지 맡는 풀스택 개발</w:t>
       </w:r>
     </w:p>
     <w:p>
@@ -5653,7 +5653,7 @@
           <w:rFonts w:ascii="맑은 고딕" w:eastAsia="맑은 고딕" w:hAnsi="맑은 고딕" w:cs="Tahoma"/>
           <w:sz w:val="22"/>
         </w:rPr>
-        <w:t xml:space="preserve">운영 중인 서비스에 기능을 더할 때는 기존 데이터에 영향을 주지 않는 방법부터 정합니다. 비즈36.5 건강기록 신규 기능 3건은 레거시 스키마를 그대로 두고 신규 테이블을 추가했습니다. 주 조회 패턴이 사용자별 최신 기록 1건이어서 사용자 ID와 기록일 복합 인덱스로 구성하고 실행 계획으로 적용을 확인했으며, 참조 무결성은 PK·FK 제약에, 여러 테이블 쓰기의 일관성은 서비스 계층 @Transactional에 맡겼습니다. 서비스와 MyBatis 매퍼는 JUnit 단위·통합 테스트로 검증했습니다. 레거시 스키마를 그대로 둔 대신, 조회 시 조인이 늘어나는 부담은 감수했습니다.</w:t>
+        <w:t xml:space="preserve">운영 중인 서비스에 기능을 더할 때는 기존 데이터에 영향을 주지 않는 방법부터 정합니다. 비즈36.5 건강기록 신규 기능 3건은 Java·Spring Boot와 MyBatis·MySQL로 개발하면서 레거시 스키마를 그대로 두고 신규 테이블을 추가했습니다. 주 조회 패턴이 사용자별 최신 기록 1건이어서 사용자 ID와 기록일 복합 인덱스로 구성하고 실행 계획으로 적용을 확인했으며, 참조 무결성은 PK·FK 제약에, 여러 테이블 쓰기의 일관성은 서비스 계층 @Transactional에 맡겼습니다. 서비스와 MyBatis 매퍼는 JUnit 단위·통합 테스트로 검증했습니다. 레거시 스키마를 그대로 둔 대신, 조회 시 조인이 늘어나는 부담은 감수했습니다.</w:t>
       </w:r>
     </w:p>
     <w:p>
@@ -5709,7 +5709,7 @@
           <w:rFonts w:ascii="맑은 고딕" w:eastAsia="맑은 고딕" w:hAnsi="맑은 고딕" w:cs="Tahoma"/>
           <w:sz w:val="22"/>
         </w:rPr>
-        <w:t xml:space="preserve">2. 배포와 서버 운영</w:t>
+        <w:t xml:space="preserve">2. 개발한 기능을 배포부터 운영 대응까지 맡는 운영 역량</w:t>
       </w:r>
     </w:p>
     <w:p>
@@ -5748,7 +5748,7 @@
           <w:rFonts w:ascii="맑은 고딕" w:eastAsia="맑은 고딕" w:hAnsi="맑은 고딕" w:cs="Tahoma"/>
           <w:sz w:val="22"/>
         </w:rPr>
-        <w:t xml:space="preserve">3. AI 개발 도구와 운영 자동화</w:t>
+        <w:t xml:space="preserve">3. 팀이 같은 기준으로 쓰는 AI 개발·검증 체계 도입</w:t>
       </w:r>
     </w:p>
     <w:p>
